--- a/Dmitry_Vorozhbicki_CV.docx
+++ b/Dmitry_Vorozhbicki_CV.docx
@@ -126,6 +126,15 @@
         <w:keepLines/>
       </w:pPr>
       <w:r>
+        <w:t>Led and delivered the iOS refactoring initiative for Tap to Pay and Booksy Card Reader, core payment flows including one of Booksy’s largest features. Tap to Pay is launched in the US, UK, Poland, Spain, and France, serving 15,000+ providers in the US alone.</w:t>
+      </w:r>
+    </w:p>
+    <w:p>
+      <w:pPr>
+        <w:pStyle w:val="ListBullet"/>
+        <w:keepLines/>
+      </w:pPr>
+      <w:r>
         <w:t>Initiated and led Pay by App modernization over 4-5 months, coordinating Payments and Booking teams on migration to POS2 APIs and preparing a primary payment flow for subsequent removal of several thousand lines of legacy code.</w:t>
       </w:r>
     </w:p>
@@ -171,7 +180,7 @@
         <w:keepLines/>
       </w:pPr>
       <w:r>
-        <w:t>Migrated approximately 78 API models from SwiftyJSON to Codable and removed legacy parsing paths. Delivered Tap to Pay, KYC onboarding, Tax ID, Payment Settings, and Platform Fees improvements.</w:t>
+        <w:t>Delivered KYC onboarding, Tax ID, Payment Settings, and Platform Fees improvements.</w:t>
       </w:r>
     </w:p>
     <w:p>
